--- a/기업/영업·마케팅/납품확인서.docx
+++ b/기업/영업·마케팅/납품확인서.docx
@@ -4,7 +4,7 @@
   <w:body>
     <w:p>
       <w:pPr>
-        <w:spacing w:after="40" w:before="0" w:line="312" w:lineRule="auto"/>
+        <w:spacing w:after="43" w:before="0" w:line="312" w:lineRule="auto"/>
         <w:jc w:val="center"/>
       </w:pPr>
       <w:r>
@@ -19,7 +19,7 @@
     </w:p>
     <w:p>
       <w:pPr>
-        <w:spacing w:after="100" w:before="0" w:line="312" w:lineRule="auto"/>
+        <w:spacing w:after="108" w:before="0" w:line="312" w:lineRule="auto"/>
         <w:jc w:val="left"/>
         <w:pBdr>
           <w:bottom w:val="single" w:sz="14" w:space="2" w:color="24384F"/>
@@ -51,7 +51,7 @@
       </w:tblGrid>
       <w:tr>
         <w:trPr>
-          <w:trHeight w:val="453" w:hRule="atLeast"/>
+          <w:trHeight w:val="488" w:hRule="atLeast"/>
         </w:trPr>
         <w:tc>
           <w:tcPr>
@@ -222,7 +222,7 @@
     </w:tbl>
     <w:p>
       <w:pPr>
-        <w:spacing w:after="40" w:before="0" w:line="312" w:lineRule="auto"/>
+        <w:spacing w:after="43" w:before="0" w:line="312" w:lineRule="auto"/>
         <w:jc w:val="left"/>
       </w:pPr>
       <w:r>
@@ -235,7 +235,7 @@
     </w:p>
     <w:p>
       <w:pPr>
-        <w:spacing w:after="40" w:before="80" w:line="312" w:lineRule="auto"/>
+        <w:spacing w:after="43" w:before="86" w:line="312" w:lineRule="auto"/>
         <w:jc w:val="left"/>
         <w:pBdr>
           <w:bottom w:val="single" w:sz="6" w:space="2" w:color="C9D2DD"/>
@@ -277,7 +277,7 @@
       </w:tblGrid>
       <w:tr>
         <w:trPr>
-          <w:trHeight w:val="453" w:hRule="atLeast"/>
+          <w:trHeight w:val="488" w:hRule="atLeast"/>
         </w:trPr>
         <w:tc>
           <w:tcPr>
@@ -419,7 +419,7 @@
       </w:tr>
       <w:tr>
         <w:trPr>
-          <w:trHeight w:val="453" w:hRule="atLeast"/>
+          <w:trHeight w:val="488" w:hRule="atLeast"/>
         </w:trPr>
         <w:tc>
           <w:tcPr>
@@ -561,7 +561,7 @@
       </w:tr>
       <w:tr>
         <w:trPr>
-          <w:trHeight w:val="453" w:hRule="atLeast"/>
+          <w:trHeight w:val="488" w:hRule="atLeast"/>
         </w:trPr>
         <w:tc>
           <w:tcPr>
@@ -700,7 +700,7 @@
     </w:tbl>
     <w:p>
       <w:pPr>
-        <w:spacing w:after="40" w:before="0" w:line="312" w:lineRule="auto"/>
+        <w:spacing w:after="43" w:before="0" w:line="312" w:lineRule="auto"/>
         <w:jc w:val="left"/>
       </w:pPr>
       <w:r>
@@ -713,7 +713,7 @@
     </w:p>
     <w:p>
       <w:pPr>
-        <w:spacing w:after="40" w:before="80" w:line="312" w:lineRule="auto"/>
+        <w:spacing w:after="43" w:before="86" w:line="312" w:lineRule="auto"/>
         <w:jc w:val="left"/>
         <w:pBdr>
           <w:bottom w:val="single" w:sz="6" w:space="2" w:color="C9D2DD"/>
@@ -758,7 +758,7 @@
       </w:tblGrid>
       <w:tr>
         <w:trPr>
-          <w:trHeight w:val="453" w:hRule="atLeast"/>
+          <w:trHeight w:val="488" w:hRule="atLeast"/>
         </w:trPr>
         <w:tc>
           <w:tcPr>
@@ -995,7 +995,7 @@
       </w:tr>
       <w:tr>
         <w:trPr>
-          <w:trHeight w:val="453" w:hRule="atLeast"/>
+          <w:trHeight w:val="488" w:hRule="atLeast"/>
         </w:trPr>
         <w:tc>
           <w:tcPr>
@@ -1011,7 +1011,7 @@
           <w:p>
             <w:pPr>
               <w:spacing w:after="0" w:line="312" w:lineRule="auto"/>
-              <w:jc w:val="left"/>
+              <w:jc w:val="center"/>
             </w:pPr>
             <w:r/>
             <w:r>
@@ -1037,7 +1037,7 @@
           <w:p>
             <w:pPr>
               <w:spacing w:after="0" w:line="312" w:lineRule="auto"/>
-              <w:jc w:val="left"/>
+              <w:jc w:val="center"/>
             </w:pPr>
             <w:r/>
             <w:r>
@@ -1063,7 +1063,7 @@
           <w:p>
             <w:pPr>
               <w:spacing w:after="0" w:line="312" w:lineRule="auto"/>
-              <w:jc w:val="left"/>
+              <w:jc w:val="center"/>
             </w:pPr>
             <w:r/>
             <w:r>
@@ -1089,7 +1089,7 @@
           <w:p>
             <w:pPr>
               <w:spacing w:after="0" w:line="312" w:lineRule="auto"/>
-              <w:jc w:val="left"/>
+              <w:jc w:val="center"/>
             </w:pPr>
             <w:r/>
             <w:r>
@@ -1115,7 +1115,7 @@
           <w:p>
             <w:pPr>
               <w:spacing w:after="0" w:line="312" w:lineRule="auto"/>
-              <w:jc w:val="left"/>
+              <w:jc w:val="center"/>
             </w:pPr>
             <w:r/>
             <w:r>
@@ -1141,7 +1141,7 @@
           <w:p>
             <w:pPr>
               <w:spacing w:after="0" w:line="312" w:lineRule="auto"/>
-              <w:jc w:val="left"/>
+              <w:jc w:val="center"/>
             </w:pPr>
             <w:r/>
             <w:r>
@@ -1167,7 +1167,7 @@
           <w:p>
             <w:pPr>
               <w:spacing w:after="0" w:line="312" w:lineRule="auto"/>
-              <w:jc w:val="left"/>
+              <w:jc w:val="center"/>
             </w:pPr>
             <w:r/>
             <w:r>
@@ -1193,7 +1193,7 @@
           <w:p>
             <w:pPr>
               <w:spacing w:after="0" w:line="312" w:lineRule="auto"/>
-              <w:jc w:val="left"/>
+              <w:jc w:val="center"/>
             </w:pPr>
             <w:r/>
             <w:r>
@@ -1208,7 +1208,7 @@
       </w:tr>
       <w:tr>
         <w:trPr>
-          <w:trHeight w:val="453" w:hRule="atLeast"/>
+          <w:trHeight w:val="488" w:hRule="atLeast"/>
         </w:trPr>
         <w:tc>
           <w:tcPr>
@@ -1224,7 +1224,7 @@
           <w:p>
             <w:pPr>
               <w:spacing w:after="0" w:line="312" w:lineRule="auto"/>
-              <w:jc w:val="left"/>
+              <w:jc w:val="center"/>
             </w:pPr>
             <w:r/>
             <w:r>
@@ -1250,7 +1250,7 @@
           <w:p>
             <w:pPr>
               <w:spacing w:after="0" w:line="312" w:lineRule="auto"/>
-              <w:jc w:val="left"/>
+              <w:jc w:val="center"/>
             </w:pPr>
             <w:r/>
             <w:r>
@@ -1276,7 +1276,7 @@
           <w:p>
             <w:pPr>
               <w:spacing w:after="0" w:line="312" w:lineRule="auto"/>
-              <w:jc w:val="left"/>
+              <w:jc w:val="center"/>
             </w:pPr>
             <w:r/>
             <w:r>
@@ -1302,7 +1302,7 @@
           <w:p>
             <w:pPr>
               <w:spacing w:after="0" w:line="312" w:lineRule="auto"/>
-              <w:jc w:val="left"/>
+              <w:jc w:val="center"/>
             </w:pPr>
             <w:r/>
             <w:r>
@@ -1328,7 +1328,7 @@
           <w:p>
             <w:pPr>
               <w:spacing w:after="0" w:line="312" w:lineRule="auto"/>
-              <w:jc w:val="left"/>
+              <w:jc w:val="center"/>
             </w:pPr>
             <w:r/>
             <w:r>
@@ -1354,7 +1354,7 @@
           <w:p>
             <w:pPr>
               <w:spacing w:after="0" w:line="312" w:lineRule="auto"/>
-              <w:jc w:val="left"/>
+              <w:jc w:val="center"/>
             </w:pPr>
             <w:r/>
             <w:r>
@@ -1380,7 +1380,7 @@
           <w:p>
             <w:pPr>
               <w:spacing w:after="0" w:line="312" w:lineRule="auto"/>
-              <w:jc w:val="left"/>
+              <w:jc w:val="center"/>
             </w:pPr>
             <w:r/>
             <w:r>
@@ -1406,7 +1406,7 @@
           <w:p>
             <w:pPr>
               <w:spacing w:after="0" w:line="312" w:lineRule="auto"/>
-              <w:jc w:val="left"/>
+              <w:jc w:val="center"/>
             </w:pPr>
             <w:r/>
             <w:r>
@@ -1421,7 +1421,7 @@
       </w:tr>
       <w:tr>
         <w:trPr>
-          <w:trHeight w:val="453" w:hRule="atLeast"/>
+          <w:trHeight w:val="488" w:hRule="atLeast"/>
         </w:trPr>
         <w:tc>
           <w:tcPr>
@@ -1437,7 +1437,7 @@
           <w:p>
             <w:pPr>
               <w:spacing w:after="0" w:line="312" w:lineRule="auto"/>
-              <w:jc w:val="left"/>
+              <w:jc w:val="center"/>
             </w:pPr>
             <w:r/>
             <w:r>
@@ -1463,7 +1463,7 @@
           <w:p>
             <w:pPr>
               <w:spacing w:after="0" w:line="312" w:lineRule="auto"/>
-              <w:jc w:val="left"/>
+              <w:jc w:val="center"/>
             </w:pPr>
             <w:r/>
             <w:r>
@@ -1489,7 +1489,7 @@
           <w:p>
             <w:pPr>
               <w:spacing w:after="0" w:line="312" w:lineRule="auto"/>
-              <w:jc w:val="left"/>
+              <w:jc w:val="center"/>
             </w:pPr>
             <w:r/>
             <w:r>
@@ -1515,7 +1515,7 @@
           <w:p>
             <w:pPr>
               <w:spacing w:after="0" w:line="312" w:lineRule="auto"/>
-              <w:jc w:val="left"/>
+              <w:jc w:val="center"/>
             </w:pPr>
             <w:r/>
             <w:r>
@@ -1541,7 +1541,7 @@
           <w:p>
             <w:pPr>
               <w:spacing w:after="0" w:line="312" w:lineRule="auto"/>
-              <w:jc w:val="left"/>
+              <w:jc w:val="center"/>
             </w:pPr>
             <w:r/>
             <w:r>
@@ -1567,7 +1567,7 @@
           <w:p>
             <w:pPr>
               <w:spacing w:after="0" w:line="312" w:lineRule="auto"/>
-              <w:jc w:val="left"/>
+              <w:jc w:val="center"/>
             </w:pPr>
             <w:r/>
             <w:r>
@@ -1593,7 +1593,7 @@
           <w:p>
             <w:pPr>
               <w:spacing w:after="0" w:line="312" w:lineRule="auto"/>
-              <w:jc w:val="left"/>
+              <w:jc w:val="center"/>
             </w:pPr>
             <w:r/>
             <w:r>
@@ -1619,7 +1619,7 @@
           <w:p>
             <w:pPr>
               <w:spacing w:after="0" w:line="312" w:lineRule="auto"/>
-              <w:jc w:val="left"/>
+              <w:jc w:val="center"/>
             </w:pPr>
             <w:r/>
             <w:r>
@@ -1634,7 +1634,7 @@
       </w:tr>
       <w:tr>
         <w:trPr>
-          <w:trHeight w:val="453" w:hRule="atLeast"/>
+          <w:trHeight w:val="488" w:hRule="atLeast"/>
         </w:trPr>
         <w:tc>
           <w:tcPr>
@@ -1650,7 +1650,7 @@
           <w:p>
             <w:pPr>
               <w:spacing w:after="0" w:line="312" w:lineRule="auto"/>
-              <w:jc w:val="left"/>
+              <w:jc w:val="center"/>
             </w:pPr>
             <w:r/>
             <w:r>
@@ -1676,7 +1676,7 @@
           <w:p>
             <w:pPr>
               <w:spacing w:after="0" w:line="312" w:lineRule="auto"/>
-              <w:jc w:val="left"/>
+              <w:jc w:val="center"/>
             </w:pPr>
             <w:r/>
             <w:r>
@@ -1702,7 +1702,7 @@
           <w:p>
             <w:pPr>
               <w:spacing w:after="0" w:line="312" w:lineRule="auto"/>
-              <w:jc w:val="left"/>
+              <w:jc w:val="center"/>
             </w:pPr>
             <w:r/>
             <w:r>
@@ -1728,7 +1728,7 @@
           <w:p>
             <w:pPr>
               <w:spacing w:after="0" w:line="312" w:lineRule="auto"/>
-              <w:jc w:val="left"/>
+              <w:jc w:val="center"/>
             </w:pPr>
             <w:r/>
             <w:r>
@@ -1754,7 +1754,7 @@
           <w:p>
             <w:pPr>
               <w:spacing w:after="0" w:line="312" w:lineRule="auto"/>
-              <w:jc w:val="left"/>
+              <w:jc w:val="center"/>
             </w:pPr>
             <w:r/>
             <w:r>
@@ -1780,7 +1780,7 @@
           <w:p>
             <w:pPr>
               <w:spacing w:after="0" w:line="312" w:lineRule="auto"/>
-              <w:jc w:val="left"/>
+              <w:jc w:val="center"/>
             </w:pPr>
             <w:r/>
             <w:r>
@@ -1806,7 +1806,7 @@
           <w:p>
             <w:pPr>
               <w:spacing w:after="0" w:line="312" w:lineRule="auto"/>
-              <w:jc w:val="left"/>
+              <w:jc w:val="center"/>
             </w:pPr>
             <w:r/>
             <w:r>
@@ -1832,7 +1832,7 @@
           <w:p>
             <w:pPr>
               <w:spacing w:after="0" w:line="312" w:lineRule="auto"/>
-              <w:jc w:val="left"/>
+              <w:jc w:val="center"/>
             </w:pPr>
             <w:r/>
             <w:r>
@@ -1847,7 +1847,7 @@
       </w:tr>
       <w:tr>
         <w:trPr>
-          <w:trHeight w:val="453" w:hRule="atLeast"/>
+          <w:trHeight w:val="488" w:hRule="atLeast"/>
         </w:trPr>
         <w:tc>
           <w:tcPr>
@@ -1863,7 +1863,7 @@
           <w:p>
             <w:pPr>
               <w:spacing w:after="0" w:line="312" w:lineRule="auto"/>
-              <w:jc w:val="left"/>
+              <w:jc w:val="center"/>
             </w:pPr>
             <w:r/>
             <w:r>
@@ -1889,7 +1889,7 @@
           <w:p>
             <w:pPr>
               <w:spacing w:after="0" w:line="312" w:lineRule="auto"/>
-              <w:jc w:val="left"/>
+              <w:jc w:val="center"/>
             </w:pPr>
             <w:r/>
             <w:r>
@@ -1915,7 +1915,7 @@
           <w:p>
             <w:pPr>
               <w:spacing w:after="0" w:line="312" w:lineRule="auto"/>
-              <w:jc w:val="left"/>
+              <w:jc w:val="center"/>
             </w:pPr>
             <w:r/>
             <w:r>
@@ -1941,7 +1941,7 @@
           <w:p>
             <w:pPr>
               <w:spacing w:after="0" w:line="312" w:lineRule="auto"/>
-              <w:jc w:val="left"/>
+              <w:jc w:val="center"/>
             </w:pPr>
             <w:r/>
             <w:r>
@@ -1967,7 +1967,7 @@
           <w:p>
             <w:pPr>
               <w:spacing w:after="0" w:line="312" w:lineRule="auto"/>
-              <w:jc w:val="left"/>
+              <w:jc w:val="center"/>
             </w:pPr>
             <w:r/>
             <w:r>
@@ -1993,7 +1993,7 @@
           <w:p>
             <w:pPr>
               <w:spacing w:after="0" w:line="312" w:lineRule="auto"/>
-              <w:jc w:val="left"/>
+              <w:jc w:val="center"/>
             </w:pPr>
             <w:r/>
             <w:r>
@@ -2019,7 +2019,7 @@
           <w:p>
             <w:pPr>
               <w:spacing w:after="0" w:line="312" w:lineRule="auto"/>
-              <w:jc w:val="left"/>
+              <w:jc w:val="center"/>
             </w:pPr>
             <w:r/>
             <w:r>
@@ -2045,7 +2045,7 @@
           <w:p>
             <w:pPr>
               <w:spacing w:after="0" w:line="312" w:lineRule="auto"/>
-              <w:jc w:val="left"/>
+              <w:jc w:val="center"/>
             </w:pPr>
             <w:r/>
             <w:r>
@@ -2060,7 +2060,7 @@
       </w:tr>
       <w:tr>
         <w:trPr>
-          <w:trHeight w:val="453" w:hRule="atLeast"/>
+          <w:trHeight w:val="488" w:hRule="atLeast"/>
         </w:trPr>
         <w:tc>
           <w:tcPr>
@@ -2076,7 +2076,7 @@
           <w:p>
             <w:pPr>
               <w:spacing w:after="0" w:line="312" w:lineRule="auto"/>
-              <w:jc w:val="left"/>
+              <w:jc w:val="center"/>
             </w:pPr>
             <w:r/>
             <w:r>
@@ -2102,7 +2102,7 @@
           <w:p>
             <w:pPr>
               <w:spacing w:after="0" w:line="312" w:lineRule="auto"/>
-              <w:jc w:val="left"/>
+              <w:jc w:val="center"/>
             </w:pPr>
             <w:r/>
             <w:r>
@@ -2128,7 +2128,7 @@
           <w:p>
             <w:pPr>
               <w:spacing w:after="0" w:line="312" w:lineRule="auto"/>
-              <w:jc w:val="left"/>
+              <w:jc w:val="center"/>
             </w:pPr>
             <w:r/>
             <w:r>
@@ -2154,7 +2154,7 @@
           <w:p>
             <w:pPr>
               <w:spacing w:after="0" w:line="312" w:lineRule="auto"/>
-              <w:jc w:val="left"/>
+              <w:jc w:val="center"/>
             </w:pPr>
             <w:r/>
             <w:r>
@@ -2180,7 +2180,7 @@
           <w:p>
             <w:pPr>
               <w:spacing w:after="0" w:line="312" w:lineRule="auto"/>
-              <w:jc w:val="left"/>
+              <w:jc w:val="center"/>
             </w:pPr>
             <w:r/>
             <w:r>
@@ -2206,7 +2206,7 @@
           <w:p>
             <w:pPr>
               <w:spacing w:after="0" w:line="312" w:lineRule="auto"/>
-              <w:jc w:val="left"/>
+              <w:jc w:val="center"/>
             </w:pPr>
             <w:r/>
             <w:r>
@@ -2232,7 +2232,7 @@
           <w:p>
             <w:pPr>
               <w:spacing w:after="0" w:line="312" w:lineRule="auto"/>
-              <w:jc w:val="left"/>
+              <w:jc w:val="center"/>
             </w:pPr>
             <w:r/>
             <w:r>
@@ -2258,7 +2258,7 @@
           <w:p>
             <w:pPr>
               <w:spacing w:after="0" w:line="312" w:lineRule="auto"/>
-              <w:jc w:val="left"/>
+              <w:jc w:val="center"/>
             </w:pPr>
             <w:r/>
             <w:r>
@@ -2273,7 +2273,7 @@
       </w:tr>
       <w:tr>
         <w:trPr>
-          <w:trHeight w:val="453" w:hRule="atLeast"/>
+          <w:trHeight w:val="488" w:hRule="atLeast"/>
         </w:trPr>
         <w:tc>
           <w:tcPr>
@@ -2289,7 +2289,7 @@
           <w:p>
             <w:pPr>
               <w:spacing w:after="0" w:line="312" w:lineRule="auto"/>
-              <w:jc w:val="left"/>
+              <w:jc w:val="center"/>
             </w:pPr>
             <w:r/>
             <w:r>
@@ -2315,7 +2315,7 @@
           <w:p>
             <w:pPr>
               <w:spacing w:after="0" w:line="312" w:lineRule="auto"/>
-              <w:jc w:val="left"/>
+              <w:jc w:val="center"/>
             </w:pPr>
             <w:r/>
             <w:r>
@@ -2341,7 +2341,7 @@
           <w:p>
             <w:pPr>
               <w:spacing w:after="0" w:line="312" w:lineRule="auto"/>
-              <w:jc w:val="left"/>
+              <w:jc w:val="center"/>
             </w:pPr>
             <w:r/>
             <w:r>
@@ -2367,7 +2367,7 @@
           <w:p>
             <w:pPr>
               <w:spacing w:after="0" w:line="312" w:lineRule="auto"/>
-              <w:jc w:val="left"/>
+              <w:jc w:val="center"/>
             </w:pPr>
             <w:r/>
             <w:r>
@@ -2393,7 +2393,7 @@
           <w:p>
             <w:pPr>
               <w:spacing w:after="0" w:line="312" w:lineRule="auto"/>
-              <w:jc w:val="left"/>
+              <w:jc w:val="center"/>
             </w:pPr>
             <w:r/>
             <w:r>
@@ -2419,7 +2419,7 @@
           <w:p>
             <w:pPr>
               <w:spacing w:after="0" w:line="312" w:lineRule="auto"/>
-              <w:jc w:val="left"/>
+              <w:jc w:val="center"/>
             </w:pPr>
             <w:r/>
             <w:r>
@@ -2445,7 +2445,7 @@
           <w:p>
             <w:pPr>
               <w:spacing w:after="0" w:line="312" w:lineRule="auto"/>
-              <w:jc w:val="left"/>
+              <w:jc w:val="center"/>
             </w:pPr>
             <w:r/>
             <w:r>
@@ -2471,7 +2471,7 @@
           <w:p>
             <w:pPr>
               <w:spacing w:after="0" w:line="312" w:lineRule="auto"/>
-              <w:jc w:val="left"/>
+              <w:jc w:val="center"/>
             </w:pPr>
             <w:r/>
             <w:r>
@@ -2487,7 +2487,7 @@
     </w:tbl>
     <w:p>
       <w:pPr>
-        <w:spacing w:after="40" w:before="0" w:line="312" w:lineRule="auto"/>
+        <w:spacing w:after="43" w:before="0" w:line="312" w:lineRule="auto"/>
         <w:jc w:val="left"/>
       </w:pPr>
       <w:r>
@@ -2514,7 +2514,7 @@
       </w:tblGrid>
       <w:tr>
         <w:trPr>
-          <w:trHeight w:val="453" w:hRule="atLeast"/>
+          <w:trHeight w:val="488" w:hRule="atLeast"/>
         </w:trPr>
         <w:tc>
           <w:tcPr>
@@ -2631,7 +2631,7 @@
     </w:tbl>
     <w:p>
       <w:pPr>
-        <w:spacing w:after="40" w:before="0" w:line="312" w:lineRule="auto"/>
+        <w:spacing w:after="43" w:before="0" w:line="312" w:lineRule="auto"/>
         <w:jc w:val="left"/>
       </w:pPr>
       <w:r>
@@ -2644,7 +2644,7 @@
     </w:p>
     <w:p>
       <w:pPr>
-        <w:spacing w:after="40" w:before="0" w:line="312" w:lineRule="auto"/>
+        <w:spacing w:after="43" w:before="0" w:line="312" w:lineRule="auto"/>
         <w:jc w:val="left"/>
       </w:pPr>
       <w:r>
@@ -2670,7 +2670,7 @@
       </w:tblGrid>
       <w:tr>
         <w:trPr>
-          <w:trHeight w:val="1020" w:hRule="atLeast"/>
+          <w:trHeight w:val="1099" w:hRule="atLeast"/>
         </w:trPr>
         <w:tc>
           <w:tcPr>
@@ -2693,7 +2693,7 @@
               <w:rPr>
                 <w:rFonts w:ascii="Malgun Gothic" w:hAnsi="Malgun Gothic" w:eastAsia="Malgun Gothic" w:cs="Malgun Gothic"/>
                 <w:b w:val="0"/>
-                <w:sz w:val="20"/>
+                <w:sz w:val="19"/>
               </w:rPr>
             </w:r>
           </w:p>
@@ -2702,7 +2702,7 @@
     </w:tbl>
     <w:p>
       <w:pPr>
-        <w:spacing w:after="40" w:before="0" w:line="312" w:lineRule="auto"/>
+        <w:spacing w:after="43" w:before="0" w:line="312" w:lineRule="auto"/>
         <w:jc w:val="left"/>
       </w:pPr>
       <w:r>
@@ -2715,7 +2715,7 @@
     </w:p>
     <w:p>
       <w:pPr>
-        <w:spacing w:after="40" w:before="0" w:line="312" w:lineRule="auto"/>
+        <w:spacing w:after="43" w:before="0" w:line="312" w:lineRule="auto"/>
         <w:jc w:val="center"/>
       </w:pPr>
       <w:r>
@@ -2729,7 +2729,7 @@
     </w:p>
     <w:p>
       <w:pPr>
-        <w:spacing w:after="80" w:before="80" w:line="312" w:lineRule="auto"/>
+        <w:spacing w:after="86" w:before="86" w:line="312" w:lineRule="auto"/>
         <w:jc w:val="center"/>
       </w:pPr>
       <w:r>
@@ -2743,7 +2743,7 @@
     </w:p>
     <w:p>
       <w:pPr>
-        <w:spacing w:after="80" w:before="0" w:line="312" w:lineRule="auto"/>
+        <w:spacing w:after="86" w:before="0" w:line="312" w:lineRule="auto"/>
         <w:jc w:val="right"/>
       </w:pPr>
       <w:r>
@@ -2757,7 +2757,7 @@
     </w:p>
     <w:p>
       <w:pPr>
-        <w:spacing w:after="80" w:before="0" w:line="312" w:lineRule="auto"/>
+        <w:spacing w:after="86" w:before="0" w:line="312" w:lineRule="auto"/>
         <w:jc w:val="right"/>
       </w:pPr>
       <w:r>
@@ -2771,7 +2771,7 @@
     </w:p>
     <w:p>
       <w:pPr>
-        <w:spacing w:after="0" w:before="60" w:line="312" w:lineRule="auto"/>
+        <w:spacing w:after="0" w:before="65" w:line="312" w:lineRule="auto"/>
         <w:jc w:val="left"/>
       </w:pPr>
       <w:r>
